--- a/Week-01/YuvaIntern_Week1_Data_Science_Project_Plan.docx
+++ b/Week-01/YuvaIntern_Week1_Data_Science_Project_Plan.docx
@@ -1794,7 +1794,7 @@
       <w:r>
         <w:drawing>
           <wp:inline xmlns:a="http://schemas.openxmlformats.org/drawingml/2006/main" xmlns:pic="http://schemas.openxmlformats.org/drawingml/2006/picture">
-            <wp:extent cx="5852160" cy="3810709"/>
+            <wp:extent cx="5852160" cy="3816626"/>
             <wp:docPr id="2" name="Picture 2"/>
             <wp:cNvGraphicFramePr>
               <a:graphicFrameLocks noChangeAspect="1"/>
@@ -1815,7 +1815,7 @@
                   <pic:spPr>
                     <a:xfrm>
                       <a:off x="0" y="0"/>
-                      <a:ext cx="5852160" cy="3810709"/>
+                      <a:ext cx="5852160" cy="3816626"/>
                     </a:xfrm>
                     <a:prstGeom prst="rect"/>
                   </pic:spPr>
@@ -2661,7 +2661,7 @@
       <w:r>
         <w:drawing>
           <wp:inline xmlns:a="http://schemas.openxmlformats.org/drawingml/2006/main" xmlns:pic="http://schemas.openxmlformats.org/drawingml/2006/picture">
-            <wp:extent cx="5852160" cy="3302439"/>
+            <wp:extent cx="5852160" cy="3300761"/>
             <wp:docPr id="4" name="Picture 4"/>
             <wp:cNvGraphicFramePr>
               <a:graphicFrameLocks noChangeAspect="1"/>
@@ -2682,7 +2682,7 @@
                   <pic:spPr>
                     <a:xfrm>
                       <a:off x="0" y="0"/>
-                      <a:ext cx="5852160" cy="3302439"/>
+                      <a:ext cx="5852160" cy="3300761"/>
                     </a:xfrm>
                     <a:prstGeom prst="rect"/>
                   </pic:spPr>
@@ -5376,7 +5376,7 @@
       <w:r>
         <w:drawing>
           <wp:inline xmlns:a="http://schemas.openxmlformats.org/drawingml/2006/main" xmlns:pic="http://schemas.openxmlformats.org/drawingml/2006/picture">
-            <wp:extent cx="5852160" cy="3601828"/>
+            <wp:extent cx="5852160" cy="3604827"/>
             <wp:docPr id="5" name="Picture 5"/>
             <wp:cNvGraphicFramePr>
               <a:graphicFrameLocks noChangeAspect="1"/>
@@ -5397,7 +5397,7 @@
                   <pic:spPr>
                     <a:xfrm>
                       <a:off x="0" y="0"/>
-                      <a:ext cx="5852160" cy="3601828"/>
+                      <a:ext cx="5852160" cy="3604827"/>
                     </a:xfrm>
                     <a:prstGeom prst="rect"/>
                   </pic:spPr>
